--- a/report/docs/final_report_run_cost.docx
+++ b/report/docs/final_report_run_cost.docx
@@ -54,7 +54,7 @@
         </w:numPr>
       </w:pPr>
       <w:r>
-        <w:t xml:space="preserve">Antigravity generation finished with 29 SUCCESS runs, 1 ERROR, and 7 empty replies; every other assistant-stage combination recorded only SUCCESS runs and no empty replies.</w:t>
+        <w:t xml:space="preserve">Across 30 generation runs and 48 review runs per assistant, Antigravity had 1 generation ERROR and 7 empty generation replies; every Claude, Codex and Qwen run was successful and non-empty.</w:t>
       </w:r>
     </w:p>
     <w:p>
@@ -66,7 +66,7 @@
         </w:numPr>
       </w:pPr>
       <w:r>
-        <w:t xml:space="preserve">Qwen had the largest reported generation cost, totaling 50.98 hours and 709.11 million tokens processed across 30 runs; its reviews totaled 34.53 hours and 402.96 million tokens across 48 runs.</w:t>
+        <w:t xml:space="preserve">Qwen had the largest reported totals: generation used 50.98 hours and 709.11 million tokens processed, while review used 34.53 hours and 402.96 million tokens processed.</w:t>
       </w:r>
     </w:p>
     <w:p>
@@ -78,7 +78,7 @@
         </w:numPr>
       </w:pPr>
       <w:r>
-        <w:t xml:space="preserve">Codex processed 8.28 million tokens in generation and 65.42 million in review, but it did not report run time.</w:t>
+        <w:t xml:space="preserve">Antigravity generation used 2.47 hours and 68.09 million tokens processed, and Claude generation used 2.84 hours and 15.81 million; Codex processed 8.28 million generation tokens but did not report run time.</w:t>
       </w:r>
     </w:p>
     <w:p>
@@ -90,7 +90,7 @@
         </w:numPr>
       </w:pPr>
       <w:r>
-        <w:t xml:space="preserve">In the recovered pilot, Claude Sonnet 5 at max effort used 30.24 minutes and 1.24 million tokens processed, versus 4.38 minutes and 0.24 million for Claude Opus 5 at medium on the same task.</w:t>
+        <w:t xml:space="preserve">Security-informed generation was the highest-time and highest-token condition for every assistant shown, with the largest visual increase for Qwen.</w:t>
       </w:r>
     </w:p>
     <w:p>
@@ -102,7 +102,19 @@
         </w:numPr>
       </w:pPr>
       <w:r>
-        <w:t xml:space="preserve">Qwen’s Security-informed setting paired xhigh generation with medium review: generation took 358.46 minutes per program and self-review took 46.38 minutes, with a review / generation value of 0.13.</w:t>
+        <w:t xml:space="preserve">In the recovered Claude pilot, Sonnet 5 at max effort took 30.24 minutes and 21.0 turns, compared with 4.38 minutes and 12.0 turns for Opus 5 at medium on the same task.</w:t>
+      </w:r>
+    </w:p>
+    <w:p>
+      <w:pPr>
+        <w:pStyle w:val="Compact"/>
+        <w:numPr>
+          <w:ilvl w:val="0"/>
+          <w:numId w:val="1001"/>
+        </w:numPr>
+      </w:pPr>
+      <w:r>
+        <w:t xml:space="preserve">For Qwen’s security-informed panel, 6 self-reviews took 4.6 actual hours at medium and were estimated at 47.6 hours at xhigh; all 24 reviews took 14.4 actual hours and were estimated at 190.5 hours.</w:t>
       </w:r>
     </w:p>
     <w:p>
@@ -147,7 +159,7 @@
         <w:pStyle w:val="FirstParagraph"/>
       </w:pPr>
       <w:r>
-        <w:t xml:space="preserve">This report separates generation runs, attributed to the assistant that wrote each program, from review runs, attributed to the assistant that reviewed it. The tables and figures summarize completion status and the time, tokens, and turns reported by each assistant’s CLI.</w:t>
+        <w:t xml:space="preserve">This section distinguishes generation runs, whose cost is assigned to the generator, from review runs, whose cost is assigned to the reviewer. The tables and figures summarize completion, elapsed time, token use and, where shown, turns from the assistants’ CLI records.</w:t>
       </w:r>
     </w:p>
     <w:p>
@@ -221,7 +233,7 @@
         <w:pStyle w:val="FirstParagraph"/>
       </w:pPr>
       <w:r>
-        <w:t xml:space="preserve">The token-accounting table distinguishes each assistant’s reported input, cache, and output fields. Throughout the report, tokens processed includes the components shown in the final column, while generated tokens refers to output.</w:t>
+        <w:t xml:space="preserve">The table aligns each assistant’s reported input, cache and output fields with a common “tokens processed” measure. It also shows whether cached tokens are separate from input or already included in it.</w:t>
       </w:r>
     </w:p>
     <w:p>
@@ -588,58 +600,7 @@
         <w:pStyle w:val="FirstParagraph"/>
       </w:pPr>
       <w:r>
-        <w:t xml:space="preserve">Codex did not report run time, so its time values are missing from</w:t>
-      </w:r>
-      <w:r>
-        <w:t xml:space="preserve"> </w:t>
-      </w:r>
-      <w:hyperlink w:anchor="tbl-run-headline">
-        <w:r>
-          <w:rPr>
-            <w:rStyle w:val="Hyperlink"/>
-          </w:rPr>
-          <w:t xml:space="preserve">Table 3</w:t>
-        </w:r>
-      </w:hyperlink>
-      <w:r>
-        <w:t xml:space="preserve"> </w:t>
-      </w:r>
-      <w:r>
-        <w:t xml:space="preserve">and it is omitted from the time figures.</w:t>
-      </w:r>
-      <w:r>
-        <w:t xml:space="preserve"> </w:t>
-      </w:r>
-      <w:hyperlink w:anchor="tbl-run-completion">
-        <w:r>
-          <w:rPr>
-            <w:rStyle w:val="Hyperlink"/>
-          </w:rPr>
-          <w:t xml:space="preserve">Table 1</w:t>
-        </w:r>
-      </w:hyperlink>
-      <w:r>
-        <w:t xml:space="preserve"> </w:t>
-      </w:r>
-      <w:r>
-        <w:t xml:space="preserve">and</w:t>
-      </w:r>
-      <w:r>
-        <w:t xml:space="preserve"> </w:t>
-      </w:r>
-      <w:hyperlink w:anchor="tbl-run-problems">
-        <w:r>
-          <w:rPr>
-            <w:rStyle w:val="Hyperlink"/>
-          </w:rPr>
-          <w:t xml:space="preserve">Table 2</w:t>
-        </w:r>
-      </w:hyperlink>
-      <w:r>
-        <w:t xml:space="preserve"> </w:t>
-      </w:r>
-      <w:r>
-        <w:t xml:space="preserve">also identify generation runs that ended in ERROR or returned an empty reply.</w:t>
+        <w:t xml:space="preserve">Codex did not report run time, so its time values and time-figure entries are absent. Antigravity had 1 generation run with ERROR status and 7 generation runs with empty replies, including 6 marked SUCCESS; the corresponding rows are listed below rather than estimated.</w:t>
       </w:r>
     </w:p>
     <w:bookmarkEnd w:id="12"/>
@@ -1428,12 +1389,6 @@
       <w:pPr>
         <w:pStyle w:val="BodyText"/>
       </w:pPr>
-      <w:r>
-        <w:t xml:space="preserve">In</w:t>
-      </w:r>
-      <w:r>
-        <w:t xml:space="preserve"> </w:t>
-      </w:r>
       <w:hyperlink w:anchor="tbl-run-completion">
         <w:r>
           <w:rPr>
@@ -1443,7 +1398,10 @@
         </w:r>
       </w:hyperlink>
       <w:r>
-        <w:t xml:space="preserve">, Antigravity generation recorded 29 SUCCESS runs, 1 ERROR, and 7 empty replies among 30 runs. Each of the other generation rows recorded 30 SUCCESS runs, while all four review rows recorded 48 SUCCESS runs; none of those rows had an ERROR or empty reply.</w:t>
+        <w:t xml:space="preserve"> </w:t>
+      </w:r>
+      <w:r>
+        <w:t xml:space="preserve">shows 30 generation runs and 48 review runs for each assistant. Antigravity recorded 29 generation successes, 1 generation error and 7 empty generation replies, while all other assistant-stage combinations show only successes and no empty replies.</w:t>
       </w:r>
     </w:p>
     <w:tbl>
@@ -2053,7 +2011,7 @@
         <w:t xml:space="preserve"> </w:t>
       </w:r>
       <w:r>
-        <w:t xml:space="preserve">were Antigravity generation runs with empty replies: 1 ended in ERROR and 6 ended in SUCCESS. Their reported times ranged from 4.8 to 5.0 minutes.</w:t>
+        <w:t xml:space="preserve">are Antigravity generation runs. 1 ended in ERROR and the other 6 were marked SUCCESS, but every listed run returned an empty reply and had a reported time.</w:t>
       </w:r>
     </w:p>
     <w:bookmarkEnd w:id="16"/>
@@ -3069,7 +3027,7 @@
         <w:t xml:space="preserve"> </w:t>
       </w:r>
       <w:r>
-        <w:t xml:space="preserve">shows Qwen with the largest totals for both stages: generation used 50.98 hours and 709.11 million tokens processed, while review used 34.53 hours and 402.96 million tokens. Codex reported 8.28 million generation tokens and 65.42 million review tokens, but its total hours and mean minutes per run were not reported.</w:t>
+        <w:t xml:space="preserve">shows Qwen with the largest reported totals for both stages: 50.98 generation hours and 709.11 million processed tokens, then 34.53 review hours and 402.96 million processed tokens. Codex reported 8.28 million processed tokens for generation and 65.42 million for review, but its total hours and mean minutes were not reported.</w:t>
       </w:r>
     </w:p>
     <w:bookmarkEnd w:id="18"/>
@@ -3177,7 +3135,7 @@
         <w:t xml:space="preserve"> </w:t>
       </w:r>
       <w:r>
-        <w:t xml:space="preserve">shows Qwen taking longer to generate programs than Antigravity or Claude in every condition, with the separation especially pronounced for Security-informed programs. For all three timed generators, Security-informed generation is longer than Basic and Security-aware generation.</w:t>
+        <w:t xml:space="preserve">shows Qwen taking much longer per program than Antigravity or Claude in every plotted condition. Mean time rises from Basic through Security-aware to Security-informed for each timed generator, with the Security-informed increase especially pronounced for Qwen; Codex is absent because it did not report time.</w:t>
       </w:r>
     </w:p>
     <w:tbl>
@@ -3275,7 +3233,7 @@
         <w:t xml:space="preserve"> </w:t>
       </w:r>
       <w:r>
-        <w:t xml:space="preserve">shows Qwen processing the most tokens per generated program in every condition, followed by Antigravity, while Claude and Codex are lower. Every generator’s Security-informed bar is its highest of the three conditions.</w:t>
+        <w:t xml:space="preserve">shows Qwen processing the most tokens per program in every condition, followed by Antigravity, Claude and Codex. For every generator, Security-informed is the highest-token condition and Basic is the lowest.</w:t>
       </w:r>
     </w:p>
     <w:tbl>
@@ -3362,7 +3320,7 @@
         <w:pStyle w:val="BodyText"/>
       </w:pPr>
       <w:r>
-        <w:t xml:space="preserve">Across the task-level time panels in</w:t>
+        <w:t xml:space="preserve">Across the task panels in</w:t>
       </w:r>
       <w:r>
         <w:t xml:space="preserve"> </w:t>
@@ -3376,7 +3334,7 @@
         </w:r>
       </w:hyperlink>
       <w:r>
-        <w:t xml:space="preserve">, Qwen is the slowest timed generator for every task and condition. Its Security-informed times are much higher than its Basic and Security-aware times, while Antigravity and Claude vary within a narrower range.</w:t>
+        <w:t xml:space="preserve">, Qwen takes longer than Antigravity and Claude for every task and condition. The largest times cluster in Qwen’s Security-informed panel, particularly for Tasks 4 and 5, while Antigravity and Claude remain much lower across tasks; Codex is absent because it did not report time.</w:t>
       </w:r>
     </w:p>
     <w:tbl>
@@ -3474,7 +3432,7 @@
         <w:t xml:space="preserve"> </w:t>
       </w:r>
       <w:r>
-        <w:t xml:space="preserve">shows Qwen processing the most tokens for every task-condition combination. Security-informed tasks generally occupy the highest-token panel for each generator, with the strongest contrast visible for Qwen.</w:t>
+        <w:t xml:space="preserve">shows Qwen as the highest-token generator for every task and condition. Its Security-informed task values dominate the grid, while Antigravity, Claude and Codex also generally rise in that condition but remain well below Qwen.</w:t>
       </w:r>
     </w:p>
     <w:bookmarkEnd w:id="35"/>
@@ -3582,7 +3540,7 @@
         <w:t xml:space="preserve"> </w:t>
       </w:r>
       <w:r>
-        <w:t xml:space="preserve">shows Qwen self-reviews taking longer than Antigravity and Claude self-reviews in all three conditions. Security-informed self-review is the longest condition for Antigravity and Claude, whereas Qwen’s self-review time decreases from Basic through Security-informed.</w:t>
+        <w:t xml:space="preserve">shows Qwen self-reviews taking substantially longer than Antigravity or Claude self-reviews in all three conditions. Antigravity and Claude are highest in Security-informed, whereas Qwen decreases from Basic to Security-aware to Security-informed; Codex is absent because it did not report time.</w:t>
       </w:r>
     </w:p>
     <w:tbl>
@@ -3668,12 +3626,6 @@
       <w:pPr>
         <w:pStyle w:val="BodyText"/>
       </w:pPr>
-      <w:r>
-        <w:t xml:space="preserve">In</w:t>
-      </w:r>
-      <w:r>
-        <w:t xml:space="preserve"> </w:t>
-      </w:r>
       <w:hyperlink w:anchor="fig-run-review-tokens">
         <w:r>
           <w:rPr>
@@ -3683,7 +3635,10 @@
         </w:r>
       </w:hyperlink>
       <w:r>
-        <w:t xml:space="preserve">, Qwen processes the most tokens per self-review in every condition, followed by Antigravity, Codex, and Claude. Security-informed self-review is the highest-token condition for Antigravity, Claude, and Codex, while Qwen peaks under Security-aware.</w:t>
+        <w:t xml:space="preserve"> </w:t>
+      </w:r>
+      <w:r>
+        <w:t xml:space="preserve">shows Qwen processing the most tokens per self-review in each condition. Security-informed is the highest condition for Antigravity, Claude and Codex, while Qwen is highest in Security-aware and lowest in Security-informed.</w:t>
       </w:r>
     </w:p>
     <w:tbl>
@@ -3769,6 +3724,12 @@
       <w:pPr>
         <w:pStyle w:val="BodyText"/>
       </w:pPr>
+      <w:r>
+        <w:t xml:space="preserve">In</w:t>
+      </w:r>
+      <w:r>
+        <w:t xml:space="preserve"> </w:t>
+      </w:r>
       <w:hyperlink w:anchor="fig-run-review-matrix">
         <w:r>
           <w:rPr>
@@ -3778,10 +3739,7 @@
         </w:r>
       </w:hyperlink>
       <w:r>
-        <w:t xml:space="preserve"> </w:t>
-      </w:r>
-      <w:r>
-        <w:t xml:space="preserve">shows Qwen as the highest-token reviewer across all generator columns for both tokens processed and tokens generated. Reviews of Qwen-generated programs are generally among the largest within each reviewer row, while reviews of Codex-generated programs are generally the smallest.</w:t>
+        <w:t xml:space="preserve">, Qwen is the highest-token processor for programs from every generator, and Qwen-generated programs require the most processed tokens within every reviewer row. Generated-token levels vary separately: Qwen’s reviews have the broadest spread across generators, while Antigravity’s are comparatively even.</w:t>
       </w:r>
     </w:p>
     <w:bookmarkEnd w:id="48"/>
@@ -3799,7 +3757,7 @@
         <w:pStyle w:val="FirstParagraph"/>
       </w:pPr>
       <w:r>
-        <w:t xml:space="preserve">This section compares the recovered Claude Sonnet 5 pilot at max effort with Claude Opus 5 at medium for Task 1 Basic generation. The table covers reported minutes, output and thinking tokens, thinking share, tokens processed, and turns, and also gives the Opus mean across its 12 Basic runs.</w:t>
+        <w:t xml:space="preserve">This section isolates the recovered Claude Sonnet 5 pilot generation run at max effort. The table compares it with Claude Opus 5 at medium on the same task and with Opus’s mean across 12 Basic runs, covering minutes, output and thinking tokens, processed tokens and turns.</w:t>
       </w:r>
     </w:p>
     <w:tbl>
@@ -4340,7 +4298,7 @@
         </w:r>
       </w:hyperlink>
       <w:r>
-        <w:t xml:space="preserve">, the Sonnet 5 max pilot used 30.24 minutes, 166076.0 output tokens, 139895.0 thinking tokens, 1.24 million tokens processed, and 21.0 turns. On the same task, Opus 5 medium used 4.38 minutes, 23639.0 output tokens, 7475.0 thinking tokens, 0.24 million tokens processed, and 12.0 turns; the reported Sonnet / Opus values were 6.91, 7.03, 18.72, 5.12, and 1.75 for those measures, respectively.</w:t>
+        <w:t xml:space="preserve">, the Sonnet 5 max pilot took 30.24 minutes and processed 1.24 million tokens, versus 4.38 minutes and 0.24 million for Opus 5 medium on the same task, ratios of 6.91 and 5.12. Sonnet produced 166076.0 output tokens, including 139895.0 thinking tokens, and used 21.0 turns; the same-task Opus run produced 23639.0 output tokens, including 7475.0 thinking tokens, and used 12.0 turns.</w:t>
       </w:r>
     </w:p>
     <w:bookmarkEnd w:id="50"/>
@@ -4358,7 +4316,7 @@
         <w:pStyle w:val="FirstParagraph"/>
       </w:pPr>
       <w:r>
-        <w:t xml:space="preserve">This section compares Qwen generation and self-review time across conditions and their associated effort settings. It also presents actual Security-informed review hours at medium and the table’s estimated hours at xhigh for both the self-review subset and the full four-generator panel.</w:t>
+        <w:t xml:space="preserve">This section compares Qwen generation and self-review time across conditions and their displayed effort settings. It also reports the actual Security-informed review hours at medium and the corresponding estimates at xhigh for 6 self-reviews and the full 24-review panel.</w:t>
       </w:r>
     </w:p>
     <w:tbl>
@@ -4456,7 +4414,7 @@
         <w:t xml:space="preserve"> </w:t>
       </w:r>
       <w:r>
-        <w:t xml:space="preserve">shows self-review taking longer than generation for Basic and Security-aware programs, where both stages used xhigh effort. For Security-informed programs, xhigh generation is much longer than medium-effort self-review.</w:t>
+        <w:t xml:space="preserve">shows self-review taking longer than generation in Basic and Security-aware when both use xhigh effort. In Security-informed, generation at xhigh is far longer than self-review at medium, reversing that relationship.</w:t>
       </w:r>
     </w:p>
     <w:tbl>
@@ -4902,7 +4860,7 @@
         </w:r>
       </w:hyperlink>
       <w:r>
-        <w:t xml:space="preserve">, Basic generation and self-review took 36.11 and 51.75 minutes, with a review / generation value of 1.43; Security-aware took 39.56 and 48.76 minutes, with 1.23. Security-informed used xhigh generation and medium review, taking 358.46 and 46.38 minutes, with 0.13.</w:t>
+        <w:t xml:space="preserve">, Qwen’s Basic generation and self-review means are 36.11 and 51.75 minutes, and its Security-aware means are 39.56 and 48.76 minutes, with review/generation ratios of 1.43 and 1.23. For Security-informed, generation at xhigh averages 358.46 minutes and self-review at medium averages 46.38 minutes, for a ratio of 0.13.</w:t>
       </w:r>
     </w:p>
     <w:tbl>
@@ -5092,7 +5050,7 @@
         <w:t xml:space="preserve"> </w:t>
       </w:r>
       <w:r>
-        <w:t xml:space="preserve">reports 4.6 actual hours at medium and 47.6 estimated hours at xhigh for 6 self-reviews. For 24 reviews across all four generators, it reports 14.4 actual hours at medium and 190.5 estimated hours at xhigh.</w:t>
+        <w:t xml:space="preserve">reports 4.6 actual hours at medium for 6 Qwen self-reviews and 14.4 hours for all 24 reviews. The corresponding xhigh estimates are 47.6 hours and 190.5 hours.</w:t>
       </w:r>
     </w:p>
     <w:tbl>
@@ -5190,7 +5148,7 @@
         <w:t xml:space="preserve"> </w:t>
       </w:r>
       <w:r>
-        <w:t xml:space="preserve">visually shows the xhigh estimates well above the actual medium-effort hours for both Qwen review scopes. The gap is larger for the full panel of reviews than for the self-review subset.</w:t>
+        <w:t xml:space="preserve">shows the estimated xhigh review time far above the actual medium time for both the 6 self-reviews and the full 24-review panel. The gap is visibly larger for the full panel.</w:t>
       </w:r>
     </w:p>
     <w:bookmarkEnd w:id="61"/>
@@ -5208,7 +5166,7 @@
         <w:pStyle w:val="FirstParagraph"/>
       </w:pPr>
       <w:r>
-        <w:t xml:space="preserve">The reported time and token measures describe each configured assistant and its runs. Generation cost belongs to the generator and review cost to the reviewer, while Codex time remains unreported; comparisons involving Qwen Security-informed review also reflect its medium review effort rather than xhigh.</w:t>
+        <w:t xml:space="preserve">The headline table aggregates all generation runs by generator and all review runs by reviewer, while the condition and task figures show mean cost per run. Time is omitted wherever the CLI did not report it, and the token measures follow the assistant-specific accounting summarized above. The recovered Claude pilot and Qwen xhigh projections are presented separately from the main run totals.</w:t>
       </w:r>
     </w:p>
     <w:bookmarkEnd w:id="62"/>

--- a/report/docs/final_report_run_cost.docx
+++ b/report/docs/final_report_run_cost.docx
@@ -54,7 +54,7 @@
         </w:numPr>
       </w:pPr>
       <w:r>
-        <w:t xml:space="preserve">Across 30 generation runs and 48 review runs per assistant, Antigravity had 1 generation ERROR and 7 empty generation replies; every Claude, Codex and Qwen run was successful and non-empty.</w:t>
+        <w:t xml:space="preserve">All 30 generation runs succeeded for Claude, Codex and Qwen; Antigravity had 29 successes and 1 error, with 7 empty replies. All 48 review runs for each assistant succeeded with no empty replies.</w:t>
       </w:r>
     </w:p>
     <w:p>
@@ -66,7 +66,7 @@
         </w:numPr>
       </w:pPr>
       <w:r>
-        <w:t xml:space="preserve">Qwen had the largest reported totals: generation used 50.98 hours and 709.11 million tokens processed, while review used 34.53 hours and 402.96 million tokens processed.</w:t>
+        <w:t xml:space="preserve">Qwen had the largest reported generation cost, totaling 50.98 hours and 709.11 million tokens processed across 30 runs; Codex processed 8.28 million tokens, while its run time was not reported.</w:t>
       </w:r>
     </w:p>
     <w:p>
@@ -78,7 +78,7 @@
         </w:numPr>
       </w:pPr>
       <w:r>
-        <w:t xml:space="preserve">Antigravity generation used 2.47 hours and 68.09 million tokens processed, and Claude generation used 2.84 hours and 15.81 million; Codex processed 8.28 million generation tokens but did not report run time.</w:t>
+        <w:t xml:space="preserve">Across 48 review runs, Qwen reported 34.53 total hours and 402.96 million tokens processed. Antigravity, Claude and Codex processed 141.09 million, 56.78 million and 65.42 million review tokens, respectively, and Codex review time was not reported.</w:t>
       </w:r>
     </w:p>
     <w:p>
@@ -90,7 +90,7 @@
         </w:numPr>
       </w:pPr>
       <w:r>
-        <w:t xml:space="preserve">Security-informed generation was the highest-time and highest-token condition for every assistant shown, with the largest visual increase for Qwen.</w:t>
+        <w:t xml:space="preserve">The generation figures show that Qwen’s security-informed runs stand apart from the other conditions in both time and processed tokens, while the other assistants show smaller condition-to-condition shifts.</w:t>
       </w:r>
     </w:p>
     <w:p>
@@ -102,7 +102,7 @@
         </w:numPr>
       </w:pPr>
       <w:r>
-        <w:t xml:space="preserve">In the recovered Claude pilot, Sonnet 5 at max effort took 30.24 minutes and 21.0 turns, compared with 4.38 minutes and 12.0 turns for Opus 5 at medium on the same task.</w:t>
+        <w:t xml:space="preserve">In the recovered pilot, Claude Sonnet 5 at max effort used 30.24 minutes, 1.24 million processed tokens and 21.0 turns for Task 1 Basic, compared with 4.38 minutes, 0.24 million processed tokens and 12.0 turns for Claude Opus 5 at medium on the same task.</w:t>
       </w:r>
     </w:p>
     <w:p>
@@ -114,7 +114,7 @@
         </w:numPr>
       </w:pPr>
       <w:r>
-        <w:t xml:space="preserve">For Qwen’s security-informed panel, 6 self-reviews took 4.6 actual hours at medium and were estimated at 47.6 hours at xhigh; all 24 reviews took 14.4 actual hours and were estimated at 190.5 hours.</w:t>
+        <w:t xml:space="preserve">Qwen’s security-informed setting combined xhigh generation with medium review: generation averaged 358.46 minutes and self-review 46.38 minutes, and the 24-review panel totaled 14.4 actual hours at medium versus 190.5 estimated hours at xhigh.</w:t>
       </w:r>
     </w:p>
     <w:p>
@@ -159,7 +159,7 @@
         <w:pStyle w:val="FirstParagraph"/>
       </w:pPr>
       <w:r>
-        <w:t xml:space="preserve">This section distinguishes generation runs, whose cost is assigned to the generator, from review runs, whose cost is assigned to the reviewer. The tables and figures summarize completion, elapsed time, token use and, where shown, turns from the assistants’ CLI records.</w:t>
+        <w:t xml:space="preserve">This section distinguishes generation runs, whose reported cost is assigned to the generator, from review runs, whose reported cost is assigned to the reviewer. The report covers 30 generation runs and 48 review runs for each assistant, as summarized in the later completion and cost tables.</w:t>
       </w:r>
     </w:p>
     <w:p>
@@ -233,7 +233,7 @@
         <w:pStyle w:val="FirstParagraph"/>
       </w:pPr>
       <w:r>
-        <w:t xml:space="preserve">The table aligns each assistant’s reported input, cache and output fields with a common “tokens processed” measure. It also shows whether cached tokens are separate from input or already included in it.</w:t>
+        <w:t xml:space="preserve">The table sets out what each assistant includes in input, cached and total token counts. It also defines tokens processed consistently as all reported input, cache-related and output tokens available for each assistant.</w:t>
       </w:r>
     </w:p>
     <w:p>
@@ -600,7 +600,7 @@
         <w:pStyle w:val="FirstParagraph"/>
       </w:pPr>
       <w:r>
-        <w:t xml:space="preserve">Codex did not report run time, so its time values and time-figure entries are absent. Antigravity had 1 generation run with ERROR status and 7 generation runs with empty replies, including 6 marked SUCCESS; the corresponding rows are listed below rather than estimated.</w:t>
+        <w:t xml:space="preserve">Codex did not report run time, so its time values are missing from the overall table and it does not appear in the time figures. The completion tables also distinguish an ERROR from successful runs that returned an empty reply, preserving both kinds of gaps in the run record.</w:t>
       </w:r>
     </w:p>
     <w:bookmarkEnd w:id="12"/>
@@ -1401,7 +1401,7 @@
         <w:t xml:space="preserve"> </w:t>
       </w:r>
       <w:r>
-        <w:t xml:space="preserve">shows 30 generation runs and 48 review runs for each assistant. Antigravity recorded 29 generation successes, 1 generation error and 7 empty generation replies, while all other assistant-stage combinations show only successes and no empty replies.</w:t>
+        <w:t xml:space="preserve">shows that Claude, Codex and Qwen each completed all 30 generation runs successfully, while Antigravity recorded 29 successes, 1 error and 7 empty replies. All four assistants completed their 48 review runs successfully with 0 empty replies.</w:t>
       </w:r>
     </w:p>
     <w:tbl>
@@ -1994,7 +1994,7 @@
         <w:pStyle w:val="BodyText"/>
       </w:pPr>
       <w:r>
-        <w:t xml:space="preserve">All 7 runs in</w:t>
+        <w:t xml:space="preserve">All seven problem entries in</w:t>
       </w:r>
       <w:r>
         <w:t xml:space="preserve"> </w:t>
@@ -2011,7 +2011,7 @@
         <w:t xml:space="preserve"> </w:t>
       </w:r>
       <w:r>
-        <w:t xml:space="preserve">are Antigravity generation runs. 1 ended in ERROR and the other 6 were marked SUCCESS, but every listed run returned an empty reply and had a reported time.</w:t>
+        <w:t xml:space="preserve">are Antigravity generation runs: 1 ended in ERROR and 6 had SUCCESS status with an empty reply. Their reported times range from 4.8 to 5.0 minutes.</w:t>
       </w:r>
     </w:p>
     <w:bookmarkEnd w:id="16"/>
@@ -3027,7 +3027,7 @@
         <w:t xml:space="preserve"> </w:t>
       </w:r>
       <w:r>
-        <w:t xml:space="preserve">shows Qwen with the largest reported totals for both stages: 50.98 generation hours and 709.11 million processed tokens, then 34.53 review hours and 402.96 million processed tokens. Codex reported 8.28 million processed tokens for generation and 65.42 million for review, but its total hours and mean minutes were not reported.</w:t>
+        <w:t xml:space="preserve">shows that Qwen generation had the largest reported totals at 50.98 hours and 709.11 million tokens processed, with means of 101.96 minutes and 23.64 million processed tokens per run. For review, Qwen reported 34.53 hours and 402.96 million processed tokens, while Codex review time was not reported and its 48 reviews processed 65.42 million tokens.</w:t>
       </w:r>
     </w:p>
     <w:bookmarkEnd w:id="18"/>
@@ -3135,7 +3135,7 @@
         <w:t xml:space="preserve"> </w:t>
       </w:r>
       <w:r>
-        <w:t xml:space="preserve">shows Qwen taking much longer per program than Antigravity or Claude in every plotted condition. Mean time rises from Basic through Security-aware to Security-informed for each timed generator, with the Security-informed increase especially pronounced for Qwen; Codex is absent because it did not report time.</w:t>
+        <w:t xml:space="preserve">shows Qwen taking much longer per generated program than Antigravity or Claude, especially in the security-informed condition. Antigravity and Claude also take longer in the security-informed condition than in their other two conditions; Codex is absent because its time was not reported.</w:t>
       </w:r>
     </w:p>
     <w:tbl>
@@ -3233,7 +3233,7 @@
         <w:t xml:space="preserve"> </w:t>
       </w:r>
       <w:r>
-        <w:t xml:space="preserve">shows Qwen processing the most tokens per program in every condition, followed by Antigravity, Claude and Codex. For every generator, Security-informed is the highest-token condition and Basic is the lowest.</w:t>
+        <w:t xml:space="preserve">shows Qwen processing the most tokens per generated program in every condition, with a particularly large increase for security-informed generation. Antigravity is next highest across the conditions, while Claude and Codex remain lower.</w:t>
       </w:r>
     </w:p>
     <w:tbl>
@@ -3334,7 +3334,7 @@
         </w:r>
       </w:hyperlink>
       <w:r>
-        <w:t xml:space="preserve">, Qwen takes longer than Antigravity and Claude for every task and condition. The largest times cluster in Qwen’s Security-informed panel, particularly for Tasks 4 and 5, while Antigravity and Claude remain much lower across tasks; Codex is absent because it did not report time.</w:t>
+        <w:t xml:space="preserve">, Qwen takes the most reported time for every task and condition, with the strongest contrast in the security-informed panel. Antigravity and Claude are closer to one another, although their task patterns vary; Codex is absent because its time was not reported.</w:t>
       </w:r>
     </w:p>
     <w:tbl>
@@ -3432,7 +3432,7 @@
         <w:t xml:space="preserve"> </w:t>
       </w:r>
       <w:r>
-        <w:t xml:space="preserve">shows Qwen as the highest-token generator for every task and condition. Its Security-informed task values dominate the grid, while Antigravity, Claude and Codex also generally rise in that condition but remain well below Qwen.</w:t>
+        <w:t xml:space="preserve">shows Qwen processing the most tokens for every task in each condition, with the security-informed task cells standing far above its Basic and Security-aware cells. Antigravity, Claude and Codex have smaller values and less pronounced condition shifts.</w:t>
       </w:r>
     </w:p>
     <w:bookmarkEnd w:id="35"/>
@@ -3540,7 +3540,7 @@
         <w:t xml:space="preserve"> </w:t>
       </w:r>
       <w:r>
-        <w:t xml:space="preserve">shows Qwen self-reviews taking substantially longer than Antigravity or Claude self-reviews in all three conditions. Antigravity and Claude are highest in Security-informed, whereas Qwen decreases from Basic to Security-aware to Security-informed; Codex is absent because it did not report time.</w:t>
+        <w:t xml:space="preserve">shows Qwen self-reviews taking substantially longer than Antigravity or Claude in all three conditions. Antigravity and Claude take their longest self-review time in the security-informed condition, whereas Qwen’s bars decline across the displayed conditions; Codex is absent because its time was not reported.</w:t>
       </w:r>
     </w:p>
     <w:tbl>
@@ -3638,7 +3638,7 @@
         <w:t xml:space="preserve"> </w:t>
       </w:r>
       <w:r>
-        <w:t xml:space="preserve">shows Qwen processing the most tokens per self-review in each condition. Security-informed is the highest condition for Antigravity, Claude and Codex, while Qwen is highest in Security-aware and lowest in Security-informed.</w:t>
+        <w:t xml:space="preserve">shows Qwen processing the most tokens per self-review in every condition. For Antigravity, Claude and Codex, security-informed self-review is also the highest of their three conditions.</w:t>
       </w:r>
     </w:p>
     <w:tbl>
@@ -3739,7 +3739,7 @@
         </w:r>
       </w:hyperlink>
       <w:r>
-        <w:t xml:space="preserve">, Qwen is the highest-token processor for programs from every generator, and Qwen-generated programs require the most processed tokens within every reviewer row. Generated-token levels vary separately: Qwen’s reviews have the broadest spread across generators, while Antigravity’s are comparatively even.</w:t>
+        <w:t xml:space="preserve">, the Qwen reviewer generally occupies the high end of both processed and generated tokens, while the Codex reviewer generates the fewest tokens across all generator columns. Within each reviewer row, reviews of Qwen-generated programs tend to require the most processed tokens, while reviews of Codex-generated programs tend to require the least.</w:t>
       </w:r>
     </w:p>
     <w:bookmarkEnd w:id="48"/>
@@ -3757,7 +3757,7 @@
         <w:pStyle w:val="FirstParagraph"/>
       </w:pPr>
       <w:r>
-        <w:t xml:space="preserve">This section isolates the recovered Claude Sonnet 5 pilot generation run at max effort. The table compares it with Claude Opus 5 at medium on the same task and with Opus’s mean across 12 Basic runs, covering minutes, output and thinking tokens, processed tokens and turns.</w:t>
+        <w:t xml:space="preserve">This section compares one recovered Claude Sonnet 5 pilot generation run at max effort with Claude Opus 5 at medium effort. It covers the same Task 1 Basic run and also provides the Opus mean across its 12 Basic generation runs, using time, output and thinking tokens, processed tokens and turns.</w:t>
       </w:r>
     </w:p>
     <w:tbl>
@@ -4298,7 +4298,7 @@
         </w:r>
       </w:hyperlink>
       <w:r>
-        <w:t xml:space="preserve">, the Sonnet 5 max pilot took 30.24 minutes and processed 1.24 million tokens, versus 4.38 minutes and 0.24 million for Opus 5 medium on the same task, ratios of 6.91 and 5.12. Sonnet produced 166076.0 output tokens, including 139895.0 thinking tokens, and used 21.0 turns; the same-task Opus run produced 23639.0 output tokens, including 7475.0 thinking tokens, and used 12.0 turns.</w:t>
+        <w:t xml:space="preserve">, the Sonnet 5 max pilot used 30.24 minutes, 166076.0 output tokens, 139895.0 thinking tokens, 1.24 million processed tokens and 21.0 turns. Relative to Opus 5 medium on the same task, the table reports ratios of 6.91 for minutes, 7.03 for output tokens, 18.72 for thinking tokens, 5.12 for processed tokens and 1.75 for turns.</w:t>
       </w:r>
     </w:p>
     <w:bookmarkEnd w:id="50"/>
@@ -4316,7 +4316,7 @@
         <w:pStyle w:val="FirstParagraph"/>
       </w:pPr>
       <w:r>
-        <w:t xml:space="preserve">This section compares Qwen generation and self-review time across conditions and their displayed effort settings. It also reports the actual Security-informed review hours at medium and the corresponding estimates at xhigh for 6 self-reviews and the full 24-review panel.</w:t>
+        <w:t xml:space="preserve">This section separates Qwen generation and self-review time by condition and effort setting. It also reports actual medium-effort review hours for the security-informed panel and the corresponding estimated hours at xhigh effort.</w:t>
       </w:r>
     </w:p>
     <w:tbl>
@@ -4414,7 +4414,7 @@
         <w:t xml:space="preserve"> </w:t>
       </w:r>
       <w:r>
-        <w:t xml:space="preserve">shows self-review taking longer than generation in Basic and Security-aware when both use xhigh effort. In Security-informed, generation at xhigh is far longer than self-review at medium, reversing that relationship.</w:t>
+        <w:t xml:space="preserve">shows self-review taking longer than generation in the Basic and Security-aware conditions, where both stages used xhigh effort. In the security-informed condition, xhigh generation takes much longer than medium-effort self-review.</w:t>
       </w:r>
     </w:p>
     <w:tbl>
@@ -4845,12 +4845,6 @@
       <w:pPr>
         <w:pStyle w:val="BodyText"/>
       </w:pPr>
-      <w:r>
-        <w:t xml:space="preserve">In</w:t>
-      </w:r>
-      <w:r>
-        <w:t xml:space="preserve"> </w:t>
-      </w:r>
       <w:hyperlink w:anchor="tbl-run-qwen-effort">
         <w:r>
           <w:rPr>
@@ -4860,7 +4854,10 @@
         </w:r>
       </w:hyperlink>
       <w:r>
-        <w:t xml:space="preserve">, Qwen’s Basic generation and self-review means are 36.11 and 51.75 minutes, and its Security-aware means are 39.56 and 48.76 minutes, with review/generation ratios of 1.43 and 1.23. For Security-informed, generation at xhigh averages 358.46 minutes and self-review at medium averages 46.38 minutes, for a ratio of 0.13.</w:t>
+        <w:t xml:space="preserve"> </w:t>
+      </w:r>
+      <w:r>
+        <w:t xml:space="preserve">reports generation and self-review means of 36.11 and 51.75 minutes for Basic, 39.56 and 48.76 minutes for Security-aware, and 358.46 and 46.38 minutes for Security-informed. The corresponding review-to-generation ratios are 1.43, 1.23 and 0.13.</w:t>
       </w:r>
     </w:p>
     <w:tbl>
@@ -5038,6 +5035,12 @@
       <w:pPr>
         <w:pStyle w:val="BodyText"/>
       </w:pPr>
+      <w:r>
+        <w:t xml:space="preserve">For the 6 Qwen self-reviews,</w:t>
+      </w:r>
+      <w:r>
+        <w:t xml:space="preserve"> </w:t>
+      </w:r>
       <w:hyperlink w:anchor="tbl-run-qwen-estimate">
         <w:r>
           <w:rPr>
@@ -5050,7 +5053,7 @@
         <w:t xml:space="preserve"> </w:t>
       </w:r>
       <w:r>
-        <w:t xml:space="preserve">reports 4.6 actual hours at medium for 6 Qwen self-reviews and 14.4 hours for all 24 reviews. The corresponding xhigh estimates are 47.6 hours and 190.5 hours.</w:t>
+        <w:t xml:space="preserve">reports 4.6 actual hours at medium and 47.6 estimated hours at xhigh. Across all 24 panel reviews, the corresponding totals are 14.4 actual hours and 190.5 estimated hours.</w:t>
       </w:r>
     </w:p>
     <w:tbl>
@@ -5148,7 +5151,7 @@
         <w:t xml:space="preserve"> </w:t>
       </w:r>
       <w:r>
-        <w:t xml:space="preserve">shows the estimated xhigh review time far above the actual medium time for both the 6 self-reviews and the full 24-review panel. The gap is visibly larger for the full panel.</w:t>
+        <w:t xml:space="preserve">shows the estimated xhigh review time standing well above the actual medium-effort time for both the self-review subset and the full four-generator panel. The separation is larger for the full panel.</w:t>
       </w:r>
     </w:p>
     <w:bookmarkEnd w:id="61"/>
@@ -5166,7 +5169,7 @@
         <w:pStyle w:val="FirstParagraph"/>
       </w:pPr>
       <w:r>
-        <w:t xml:space="preserve">The headline table aggregates all generation runs by generator and all review runs by reviewer, while the condition and task figures show mean cost per run. Time is omitted wherever the CLI did not report it, and the token measures follow the assistant-specific accounting summarized above. The recovered Claude pilot and Qwen xhigh projections are presented separately from the main run totals.</w:t>
+        <w:t xml:space="preserve">Time, token and turn values are the values reported by each assistant’s CLI under its configured model, effort setting, scaffolding and hardware. Generation costs belong to the generator and review costs to the reviewer, while the token-processed measure follows the assistant-specific accounting described above. Where a value is missing, including all Codex run times, it was not reported.</w:t>
       </w:r>
     </w:p>
     <w:bookmarkEnd w:id="62"/>

--- a/report/docs/final_report_run_cost.docx
+++ b/report/docs/final_report_run_cost.docx
@@ -54,7 +54,7 @@
         </w:numPr>
       </w:pPr>
       <w:r>
-        <w:t xml:space="preserve">All 30 generation runs succeeded for Claude, Codex and Qwen; Antigravity had 29 successes and 1 error, with 7 empty replies. All 48 review runs for each assistant succeeded with no empty replies.</w:t>
+        <w:t xml:space="preserve">Qwen had the largest generation totals, at 50.98 hours and 709.11 million tokens processed across 30 runs; its review totals were 34.53 hours and 402.96 million tokens across 48 runs.</w:t>
       </w:r>
     </w:p>
     <w:p>
@@ -66,7 +66,7 @@
         </w:numPr>
       </w:pPr>
       <w:r>
-        <w:t xml:space="preserve">Qwen had the largest reported generation cost, totaling 50.98 hours and 709.11 million tokens processed across 30 runs; Codex processed 8.28 million tokens, while its run time was not reported.</w:t>
+        <w:t xml:space="preserve">Antigravity had 29 successful generation runs and one error; seven of its generation runs returned empty replies. Every Claude, Codex and Qwen generation and review run was successful and returned a non-empty reply.</w:t>
       </w:r>
     </w:p>
     <w:p>
@@ -78,7 +78,21 @@
         </w:numPr>
       </w:pPr>
       <w:r>
-        <w:t xml:space="preserve">Across 48 review runs, Qwen reported 34.53 total hours and 402.96 million tokens processed. Antigravity, Claude and Codex processed 141.09 million, 56.78 million and 65.42 million review tokens, respectively, and Codex review time was not reported.</w:t>
+        <w:t xml:space="preserve">Codex generation processed 8.28 million tokens in total, the lowest generation total in</w:t>
+      </w:r>
+      <w:r>
+        <w:t xml:space="preserve"> </w:t>
+      </w:r>
+      <w:hyperlink w:anchor="tbl-run-headline">
+        <w:r>
+          <w:rPr>
+            <w:rStyle w:val="Hyperlink"/>
+          </w:rPr>
+          <w:t xml:space="preserve">Table 3</w:t>
+        </w:r>
+      </w:hyperlink>
+      <w:r>
+        <w:t xml:space="preserve">, but Codex run time was not reported.</w:t>
       </w:r>
     </w:p>
     <w:p>
@@ -90,7 +104,7 @@
         </w:numPr>
       </w:pPr>
       <w:r>
-        <w:t xml:space="preserve">The generation figures show that Qwen’s security-informed runs stand apart from the other conditions in both time and processed tokens, while the other assistants show smaller condition-to-condition shifts.</w:t>
+        <w:t xml:space="preserve">The recovered Claude Sonnet 5 max-effort pilot took 30.24 minutes and processed 1.24 million tokens, compared with 4.38 minutes and 0.24 million tokens for Claude Opus 5 medium on the same task.</w:t>
       </w:r>
     </w:p>
     <w:p>
@@ -102,19 +116,7 @@
         </w:numPr>
       </w:pPr>
       <w:r>
-        <w:t xml:space="preserve">In the recovered pilot, Claude Sonnet 5 at max effort used 30.24 minutes, 1.24 million processed tokens and 21.0 turns for Task 1 Basic, compared with 4.38 minutes, 0.24 million processed tokens and 12.0 turns for Claude Opus 5 at medium on the same task.</w:t>
-      </w:r>
-    </w:p>
-    <w:p>
-      <w:pPr>
-        <w:pStyle w:val="Compact"/>
-        <w:numPr>
-          <w:ilvl w:val="0"/>
-          <w:numId w:val="1001"/>
-        </w:numPr>
-      </w:pPr>
-      <w:r>
-        <w:t xml:space="preserve">Qwen’s security-informed setting combined xhigh generation with medium review: generation averaged 358.46 minutes and self-review 46.38 minutes, and the 24-review panel totaled 14.4 actual hours at medium versus 190.5 estimated hours at xhigh.</w:t>
+        <w:t xml:space="preserve">For Qwen, Basic and Security-aware self-reviews took 51.75 and 48.76 minutes per program, while Security-informed self-review at medium effort took 46.38 minutes versus 358.46 minutes for generation at xhigh effort.</w:t>
       </w:r>
     </w:p>
     <w:p>
@@ -159,7 +161,7 @@
         <w:pStyle w:val="FirstParagraph"/>
       </w:pPr>
       <w:r>
-        <w:t xml:space="preserve">This section distinguishes generation runs, whose reported cost is assigned to the generator, from review runs, whose reported cost is assigned to the reviewer. The report covers 30 generation runs and 48 review runs for each assistant, as summarized in the later completion and cost tables.</w:t>
+        <w:t xml:space="preserve">This report summarizes the completion status and CLI-reported time, token and turn data for generation and security-review runs. Generation costs are grouped by the assistant that wrote the program, while review costs are grouped by the assistant that reviewed it.</w:t>
       </w:r>
     </w:p>
     <w:p>
@@ -233,7 +235,7 @@
         <w:pStyle w:val="FirstParagraph"/>
       </w:pPr>
       <w:r>
-        <w:t xml:space="preserve">The table sets out what each assistant includes in input, cached and total token counts. It also defines tokens processed consistently as all reported input, cache-related and output tokens available for each assistant.</w:t>
+        <w:t xml:space="preserve">The assistants expose input and cache activity differently, so the table distinguishes each tool’s own token total from the common tokens-processed measure used in this report. The common measure includes generated output and all reported input activity, including cache creation or cached reads where those are reported separately.</w:t>
       </w:r>
     </w:p>
     <w:p>
@@ -600,7 +602,7 @@
         <w:pStyle w:val="FirstParagraph"/>
       </w:pPr>
       <w:r>
-        <w:t xml:space="preserve">Codex did not report run time, so its time values are missing from the overall table and it does not appear in the time figures. The completion tables also distinguish an ERROR from successful runs that returned an empty reply, preserving both kinds of gaps in the run record.</w:t>
+        <w:t xml:space="preserve">Codex run time was not reported, so it is absent from the time summaries and figures. Antigravity had one generation run with ERROR status and seven generation runs with empty replies, including that error run; the other assistants show neither issue.</w:t>
       </w:r>
     </w:p>
     <w:bookmarkEnd w:id="12"/>
@@ -1389,6 +1391,12 @@
       <w:pPr>
         <w:pStyle w:val="BodyText"/>
       </w:pPr>
+      <w:r>
+        <w:t xml:space="preserve">In</w:t>
+      </w:r>
+      <w:r>
+        <w:t xml:space="preserve"> </w:t>
+      </w:r>
       <w:hyperlink w:anchor="tbl-run-completion">
         <w:r>
           <w:rPr>
@@ -1398,10 +1406,7 @@
         </w:r>
       </w:hyperlink>
       <w:r>
-        <w:t xml:space="preserve"> </w:t>
-      </w:r>
-      <w:r>
-        <w:t xml:space="preserve">shows that Claude, Codex and Qwen each completed all 30 generation runs successfully, while Antigravity recorded 29 successes, 1 error and 7 empty replies. All four assistants completed their 48 review runs successfully with 0 empty replies.</w:t>
+        <w:t xml:space="preserve">, Antigravity completed 29 of 30 generation runs successfully, with one ERROR and seven empty replies, while all 48 of its review runs succeeded without empty replies. Claude, Codex and Qwen each show 30 successful generation runs and 48 successful review runs, with no errors or empty replies.</w:t>
       </w:r>
     </w:p>
     <w:tbl>
@@ -1994,7 +1999,7 @@
         <w:pStyle w:val="BodyText"/>
       </w:pPr>
       <w:r>
-        <w:t xml:space="preserve">All seven problem entries in</w:t>
+        <w:t xml:space="preserve">All seven entries in</w:t>
       </w:r>
       <w:r>
         <w:t xml:space="preserve"> </w:t>
@@ -2011,7 +2016,22 @@
         <w:t xml:space="preserve"> </w:t>
       </w:r>
       <w:r>
-        <w:t xml:space="preserve">are Antigravity generation runs: 1 ended in ERROR and 6 had SUCCESS status with an empty reply. Their reported times range from 4.8 to 5.0 minutes.</w:t>
+        <w:t xml:space="preserve">are Antigravity generation runs:</w:t>
+      </w:r>
+      <w:r>
+        <w:t xml:space="preserve"> </w:t>
+      </w:r>
+      <w:r>
+        <w:rPr>
+          <w:rStyle w:val="VerbatimChar"/>
+        </w:rPr>
+        <w:t xml:space="preserve">agy/post_research/1/security/</w:t>
+      </w:r>
+      <w:r>
+        <w:t xml:space="preserve"> </w:t>
+      </w:r>
+      <w:r>
+        <w:t xml:space="preserve">ended in ERROR after 5.0 minutes, and the other six had SUCCESS status but empty replies. The reported times shown are 4.8, 4.9 and 5.0 minutes.</w:t>
       </w:r>
     </w:p>
     <w:bookmarkEnd w:id="16"/>
@@ -3015,6 +3035,12 @@
       <w:pPr>
         <w:pStyle w:val="BodyText"/>
       </w:pPr>
+      <w:r>
+        <w:t xml:space="preserve">Qwen has the largest totals in</w:t>
+      </w:r>
+      <w:r>
+        <w:t xml:space="preserve"> </w:t>
+      </w:r>
       <w:hyperlink w:anchor="tbl-run-headline">
         <w:r>
           <w:rPr>
@@ -3024,10 +3050,7 @@
         </w:r>
       </w:hyperlink>
       <w:r>
-        <w:t xml:space="preserve"> </w:t>
-      </w:r>
-      <w:r>
-        <w:t xml:space="preserve">shows that Qwen generation had the largest reported totals at 50.98 hours and 709.11 million tokens processed, with means of 101.96 minutes and 23.64 million processed tokens per run. For review, Qwen reported 34.53 hours and 402.96 million processed tokens, while Codex review time was not reported and its 48 reviews processed 65.42 million tokens.</w:t>
+        <w:t xml:space="preserve">: generation used 50.98 hours and 709.11 million tokens processed, while review used 34.53 hours and 402.96 million tokens processed. Codex generation processed 8.28 million tokens and Codex review processed 65.42 million, but time was not reported for either stage. Antigravity and Claude generation averaged 4.95 and 5.68 minutes per run, and their reviews averaged 4.66 and 6.63 minutes per run.</w:t>
       </w:r>
     </w:p>
     <w:bookmarkEnd w:id="18"/>
@@ -3135,7 +3158,7 @@
         <w:t xml:space="preserve"> </w:t>
       </w:r>
       <w:r>
-        <w:t xml:space="preserve">shows Qwen taking much longer per generated program than Antigravity or Claude, especially in the security-informed condition. Antigravity and Claude also take longer in the security-informed condition than in their other two conditions; Codex is absent because its time was not reported.</w:t>
+        <w:t xml:space="preserve">shows Qwen taking substantially longer than Antigravity and Claude in every condition, with the separation becoming especially pronounced for Security-informed generation. Generation time rises across the three conditions for all timed assistants, while Codex is absent because its time was not reported.</w:t>
       </w:r>
     </w:p>
     <w:tbl>
@@ -3233,7 +3256,7 @@
         <w:t xml:space="preserve"> </w:t>
       </w:r>
       <w:r>
-        <w:t xml:space="preserve">shows Qwen processing the most tokens per generated program in every condition, with a particularly large increase for security-informed generation. Antigravity is next highest across the conditions, while Claude and Codex remain lower.</w:t>
+        <w:t xml:space="preserve">shows Qwen processing the most tokens per program in every condition and Codex the fewest. For each generator, the Security-informed bar is higher than its Basic and Security-aware bars.</w:t>
       </w:r>
     </w:p>
     <w:tbl>
@@ -3334,7 +3357,7 @@
         </w:r>
       </w:hyperlink>
       <w:r>
-        <w:t xml:space="preserve">, Qwen takes the most reported time for every task and condition, with the strongest contrast in the security-informed panel. Antigravity and Claude are closer to one another, although their task patterns vary; Codex is absent because its time was not reported.</w:t>
+        <w:t xml:space="preserve">, Qwen takes longer than the other timed generators for every task and condition. Its Security-informed times vary widely across tasks and are much higher than its Basic and Security-aware times, while Antigravity and Claude remain comparatively clustered.</w:t>
       </w:r>
     </w:p>
     <w:tbl>
@@ -3432,7 +3455,7 @@
         <w:t xml:space="preserve"> </w:t>
       </w:r>
       <w:r>
-        <w:t xml:space="preserve">shows Qwen processing the most tokens for every task in each condition, with the security-informed task cells standing far above its Basic and Security-aware cells. Antigravity, Claude and Codex have smaller values and less pronounced condition shifts.</w:t>
+        <w:t xml:space="preserve">shows Qwen processing the most tokens for every task-condition combination, with its largest values concentrated in the Security-informed panel. Antigravity, Claude and Codex also generally process more tokens in Security-informed tasks than in the other conditions, though their task-to-task patterns differ.</w:t>
       </w:r>
     </w:p>
     <w:bookmarkEnd w:id="35"/>
@@ -3528,6 +3551,12 @@
       <w:pPr>
         <w:pStyle w:val="BodyText"/>
       </w:pPr>
+      <w:r>
+        <w:t xml:space="preserve">In</w:t>
+      </w:r>
+      <w:r>
+        <w:t xml:space="preserve"> </w:t>
+      </w:r>
       <w:hyperlink w:anchor="fig-run-review-time">
         <w:r>
           <w:rPr>
@@ -3537,10 +3566,7 @@
         </w:r>
       </w:hyperlink>
       <w:r>
-        <w:t xml:space="preserve"> </w:t>
-      </w:r>
-      <w:r>
-        <w:t xml:space="preserve">shows Qwen self-reviews taking substantially longer than Antigravity or Claude in all three conditions. Antigravity and Claude take their longest self-review time in the security-informed condition, whereas Qwen’s bars decline across the displayed conditions; Codex is absent because its time was not reported.</w:t>
+        <w:t xml:space="preserve">, Qwen self-reviews take far longer than Antigravity or Claude self-reviews in all three conditions. Qwen’s bars decline from Basic to Security-informed, whereas Antigravity and Claude have their highest bars in Security-informed; Codex is absent because its time was not reported.</w:t>
       </w:r>
     </w:p>
     <w:tbl>
@@ -3638,7 +3664,7 @@
         <w:t xml:space="preserve"> </w:t>
       </w:r>
       <w:r>
-        <w:t xml:space="preserve">shows Qwen processing the most tokens per self-review in every condition. For Antigravity, Claude and Codex, security-informed self-review is also the highest of their three conditions.</w:t>
+        <w:t xml:space="preserve">shows Qwen processing the most tokens per self-review in every condition, followed by Antigravity. Security-informed is the highest condition for Antigravity, Claude and Codex, while Qwen’s Security-informed bar is lower than its Basic and Security-aware bars.</w:t>
       </w:r>
     </w:p>
     <w:tbl>
@@ -3725,7 +3751,7 @@
         <w:pStyle w:val="BodyText"/>
       </w:pPr>
       <w:r>
-        <w:t xml:space="preserve">In</w:t>
+        <w:t xml:space="preserve">In the processed-token panel of</w:t>
       </w:r>
       <w:r>
         <w:t xml:space="preserve"> </w:t>
@@ -3739,7 +3765,7 @@
         </w:r>
       </w:hyperlink>
       <w:r>
-        <w:t xml:space="preserve">, the Qwen reviewer generally occupies the high end of both processed and generated tokens, while the Codex reviewer generates the fewest tokens across all generator columns. Within each reviewer row, reviews of Qwen-generated programs tend to require the most processed tokens, while reviews of Codex-generated programs tend to require the least.</w:t>
+        <w:t xml:space="preserve">, Qwen is the highest-volume reviewer for every generator, and every reviewer processes the most tokens when reviewing Qwen-generated programs. The generated-token panel is less uniform: Antigravity’s output is fairly even across generators, while Qwen’s output varies markedly by generator.</w:t>
       </w:r>
     </w:p>
     <w:bookmarkEnd w:id="48"/>
@@ -3757,7 +3783,7 @@
         <w:pStyle w:val="FirstParagraph"/>
       </w:pPr>
       <w:r>
-        <w:t xml:space="preserve">This section compares one recovered Claude Sonnet 5 pilot generation run at max effort with Claude Opus 5 at medium effort. It covers the same Task 1 Basic run and also provides the Opus mean across its 12 Basic generation runs, using time, output and thinking tokens, processed tokens and turns.</w:t>
+        <w:t xml:space="preserve">This section compares the recovered Claude Sonnet 5 max-effort pilot with Claude Opus 5 at medium effort for the same Basic generation task. It also places the pilot beside the Opus mean across all 12 Basic runs, covering minutes, output and thinking tokens, processed tokens and turns.</w:t>
       </w:r>
     </w:p>
     <w:tbl>
@@ -4298,7 +4324,7 @@
         </w:r>
       </w:hyperlink>
       <w:r>
-        <w:t xml:space="preserve">, the Sonnet 5 max pilot used 30.24 minutes, 166076.0 output tokens, 139895.0 thinking tokens, 1.24 million processed tokens and 21.0 turns. Relative to Opus 5 medium on the same task, the table reports ratios of 6.91 for minutes, 7.03 for output tokens, 18.72 for thinking tokens, 5.12 for processed tokens and 1.75 for turns.</w:t>
+        <w:t xml:space="preserve">, the Sonnet 5 max pilot took 30.24 minutes, produced 166076.0 output tokens, processed 1.24 million tokens and used 21.0 turns; the same-task Opus 5 medium run used 4.38 minutes, 23639.0 output tokens, 0.24 million processed tokens and 12.0 turns. The corresponding Sonnet / Opus ratios were 6.91, 7.03, 5.12 and 1.75. Sonnet reported 139895.0 thinking tokens and an 84.24% thinking share, compared with 7475.0 and 31.62% for the same-task Opus run.</w:t>
       </w:r>
     </w:p>
     <w:bookmarkEnd w:id="50"/>
@@ -4316,7 +4342,7 @@
         <w:pStyle w:val="FirstParagraph"/>
       </w:pPr>
       <w:r>
-        <w:t xml:space="preserve">This section separates Qwen generation and self-review time by condition and effort setting. It also reports actual medium-effort review hours for the security-informed panel and the corresponding estimated hours at xhigh effort.</w:t>
+        <w:t xml:space="preserve">This section separates Qwen generation time from self-review time by condition and records the effort setting used for each stage. It then compares actual Security-informed review hours at medium effort with the report’s xhigh estimates for six self-reviews and for the full 24-review panel.</w:t>
       </w:r>
     </w:p>
     <w:tbl>
@@ -4414,7 +4440,7 @@
         <w:t xml:space="preserve"> </w:t>
       </w:r>
       <w:r>
-        <w:t xml:space="preserve">shows self-review taking longer than generation in the Basic and Security-aware conditions, where both stages used xhigh effort. In the security-informed condition, xhigh generation takes much longer than medium-effort self-review.</w:t>
+        <w:t xml:space="preserve">shows self-review taking slightly longer than generation for Basic and Security-aware programs when both stages use xhigh effort. For Security-informed programs, generation at xhigh is much longer than self-review at medium.</w:t>
       </w:r>
     </w:p>
     <w:tbl>
@@ -4845,6 +4871,12 @@
       <w:pPr>
         <w:pStyle w:val="BodyText"/>
       </w:pPr>
+      <w:r>
+        <w:t xml:space="preserve">In</w:t>
+      </w:r>
+      <w:r>
+        <w:t xml:space="preserve"> </w:t>
+      </w:r>
       <w:hyperlink w:anchor="tbl-run-qwen-effort">
         <w:r>
           <w:rPr>
@@ -4854,10 +4886,7 @@
         </w:r>
       </w:hyperlink>
       <w:r>
-        <w:t xml:space="preserve"> </w:t>
-      </w:r>
-      <w:r>
-        <w:t xml:space="preserve">reports generation and self-review means of 36.11 and 51.75 minutes for Basic, 39.56 and 48.76 minutes for Security-aware, and 358.46 and 46.38 minutes for Security-informed. The corresponding review-to-generation ratios are 1.43, 1.23 and 0.13.</w:t>
+        <w:t xml:space="preserve">, Qwen generation and self-review averaged 36.11 and 51.75 minutes for Basic programs and 39.56 and 48.76 minutes for Security-aware programs, yielding review / generation values of 1.43 and 1.23. For Security-informed programs, xhigh generation averaged 358.46 minutes and medium self-review averaged 46.38 minutes, with a review / generation value of 0.13.</w:t>
       </w:r>
     </w:p>
     <w:tbl>
@@ -5035,12 +5064,6 @@
       <w:pPr>
         <w:pStyle w:val="BodyText"/>
       </w:pPr>
-      <w:r>
-        <w:t xml:space="preserve">For the 6 Qwen self-reviews,</w:t>
-      </w:r>
-      <w:r>
-        <w:t xml:space="preserve"> </w:t>
-      </w:r>
       <w:hyperlink w:anchor="tbl-run-qwen-estimate">
         <w:r>
           <w:rPr>
@@ -5053,7 +5076,7 @@
         <w:t xml:space="preserve"> </w:t>
       </w:r>
       <w:r>
-        <w:t xml:space="preserve">reports 4.6 actual hours at medium and 47.6 estimated hours at xhigh. Across all 24 panel reviews, the corresponding totals are 14.4 actual hours and 190.5 estimated hours.</w:t>
+        <w:t xml:space="preserve">reports 4.6 actual hours at medium and 47.6 estimated hours at xhigh for six Qwen self-reviews. For all 24 panel reviews, it reports 14.4 actual hours at medium and 190.5 estimated hours at xhigh.</w:t>
       </w:r>
     </w:p>
     <w:tbl>
@@ -5151,7 +5174,7 @@
         <w:t xml:space="preserve"> </w:t>
       </w:r>
       <w:r>
-        <w:t xml:space="preserve">shows the estimated xhigh review time standing well above the actual medium-effort time for both the self-review subset and the full four-generator panel. The separation is larger for the full panel.</w:t>
+        <w:t xml:space="preserve">shows the estimated xhigh review time well above the actual medium-effort time for both the six self-reviews and the 24-review panel. The full panel is higher than the self-review subset under both effort presentations.</w:t>
       </w:r>
     </w:p>
     <w:bookmarkEnd w:id="61"/>
@@ -5169,7 +5192,7 @@
         <w:pStyle w:val="FirstParagraph"/>
       </w:pPr>
       <w:r>
-        <w:t xml:space="preserve">Time, token and turn values are the values reported by each assistant’s CLI under its configured model, effort setting, scaffolding and hardware. Generation costs belong to the generator and review costs to the reviewer, while the token-processed measure follows the assistant-specific accounting described above. Where a value is missing, including all Codex run times, it was not reported.</w:t>
+        <w:t xml:space="preserve">The tables report each CLI’s recorded time, tokens and turns, with missing values left unreported. Time comparisons therefore exclude Codex, while token comparisons use the common processed-token definition shown earlier. Condition, task, stage, reviewer and generator breakdowns are presented separately so the displayed totals and means retain their stated scope.</w:t>
       </w:r>
     </w:p>
     <w:bookmarkEnd w:id="62"/>
